--- a/src/main/resources/historico_campus_belo_jardim.docx
+++ b/src/main/resources/historico_campus_belo_jardim.docx
@@ -6,12 +6,17 @@
       <w:pPr>
         <w:pStyle w:val="Normal"/>
         <w:bidi w:val="0"/>
-        <w:jc w:val="start"/>
-        <w:rPr/>
-      </w:pPr>
-      <w:r>
-        <w:rPr/>
-        <w:tab/>
+        <w:spacing w:lineRule="auto" w:line="360"/>
+        <w:ind w:firstLine="709"/>
+        <w:jc w:val="both"/>
+        <w:rPr>
+          <w:rFonts w:ascii="Times New Roman" w:hAnsi="Times New Roman"/>
+        </w:rPr>
+      </w:pPr>
+      <w:r>
+        <w:rPr>
+          <w:rFonts w:ascii="Times New Roman" w:hAnsi="Times New Roman"/>
+        </w:rPr>
         <w:t>A história do atual Campus Belo Jardim do Instituto Federal de Educação, Ciência e Tecnologia de Pernambuco (IFPE) teve início em 27 de junho de 1958, quando foi celebrado um convênio entre o Governo Federal e o Estado de Pernambuco, autorizando a instalação de uma Escola Agrícola no município. Poucos anos depois, por meio do Decreto nº 53.558, de 13 de fevereiro de 1964, a instituição passou a denominar-se Ginásio Agrícola de Belo Jardim.</w:t>
       </w:r>
     </w:p>
@@ -19,11 +24,17 @@
       <w:pPr>
         <w:pStyle w:val="Normal"/>
         <w:bidi w:val="0"/>
-        <w:jc w:val="start"/>
-        <w:rPr/>
-      </w:pPr>
-      <w:r>
-        <w:rPr/>
+        <w:spacing w:lineRule="auto" w:line="360"/>
+        <w:ind w:firstLine="709"/>
+        <w:jc w:val="both"/>
+        <w:rPr>
+          <w:rFonts w:ascii="Times New Roman" w:hAnsi="Times New Roman"/>
+        </w:rPr>
+      </w:pPr>
+      <w:r>
+        <w:rPr>
+          <w:rFonts w:ascii="Times New Roman" w:hAnsi="Times New Roman"/>
+        </w:rPr>
         <w:t>Em maio de 1967, o Decreto nº 60.731 transferiu o Ginásio do Ministério da Agricultura para o Ministério da Educação, e, em 7 de agosto de 1968, a instituição recebeu o nome de Colégio Agrícola de Belo Jardim. O funcionamento oficial foi autorizado em 13 de agosto de 1969, e, em 5 de maio de 1970, tiveram início as aulas do Curso Técnico em Agropecuária, com as primeiras turmas de estudantes.</w:t>
       </w:r>
     </w:p>
@@ -31,12 +42,17 @@
       <w:pPr>
         <w:pStyle w:val="Normal"/>
         <w:bidi w:val="0"/>
-        <w:jc w:val="start"/>
-        <w:rPr/>
-      </w:pPr>
-      <w:r>
-        <w:rPr/>
-        <w:tab/>
+        <w:spacing w:lineRule="auto" w:line="360"/>
+        <w:ind w:firstLine="709"/>
+        <w:jc w:val="both"/>
+        <w:rPr>
+          <w:rFonts w:ascii="Times New Roman" w:hAnsi="Times New Roman"/>
+        </w:rPr>
+      </w:pPr>
+      <w:r>
+        <w:rPr>
+          <w:rFonts w:ascii="Times New Roman" w:hAnsi="Times New Roman"/>
+        </w:rPr>
         <w:t>No Decreto nº 83.935, de 4 de setembro de 1979, a instituição passou a ser denominada Escola Agrotécnica Federal de Belo Jardim (EAFBJ). Posteriormente, em novembro de 1993, a EAFBJ tornou-se uma Autarquia Federal, por meio da Lei nº 8.731, conquistando autonomia administrativa, financeira, patrimonial, didática e disciplinar.</w:t>
       </w:r>
     </w:p>
@@ -44,11 +60,17 @@
       <w:pPr>
         <w:pStyle w:val="Normal"/>
         <w:bidi w:val="0"/>
-        <w:jc w:val="start"/>
-        <w:rPr/>
-      </w:pPr>
-      <w:r>
-        <w:rPr/>
+        <w:spacing w:lineRule="auto" w:line="360"/>
+        <w:ind w:firstLine="709"/>
+        <w:jc w:val="both"/>
+        <w:rPr>
+          <w:rFonts w:ascii="Times New Roman" w:hAnsi="Times New Roman"/>
+        </w:rPr>
+      </w:pPr>
+      <w:r>
+        <w:rPr>
+          <w:rFonts w:ascii="Times New Roman" w:hAnsi="Times New Roman"/>
+        </w:rPr>
         <w:t>Com a promulgação da Lei nº 11.892, em 29 de dezembro de 2008, que criou a Rede Federal de Educação Profissional, Científica e Tecnológica, a antiga EAFBJ foi integrada ao Instituto Federal de Pernambuco, passando a constituir o Campus Belo Jardim do IFPE.</w:t>
       </w:r>
     </w:p>
@@ -56,11 +78,17 @@
       <w:pPr>
         <w:pStyle w:val="Normal"/>
         <w:bidi w:val="0"/>
-        <w:jc w:val="start"/>
-        <w:rPr/>
-      </w:pPr>
-      <w:r>
-        <w:rPr/>
+        <w:spacing w:lineRule="auto" w:line="360"/>
+        <w:ind w:firstLine="709"/>
+        <w:jc w:val="both"/>
+        <w:rPr>
+          <w:rFonts w:ascii="Times New Roman" w:hAnsi="Times New Roman"/>
+        </w:rPr>
+      </w:pPr>
+      <w:r>
+        <w:rPr>
+          <w:rFonts w:ascii="Times New Roman" w:hAnsi="Times New Roman"/>
+        </w:rPr>
         <w:tab/>
         <w:t>Ao longo de sua trajetória, a unidade ampliou significativamente sua oferta formativa. O primeiro curso técnico foi o de Agropecuária, seguido pelos cursos de Agroindústria (1999) e outros criados em 2001. Em 2011, foi implantado o curso superior de Licenciatura em Música, e, em 2019, homologado o Bacharelado em Engenharia de Software, cujas aulas tiveram início ainda no mesmo ano. Mais recentemente, em 2023, o campus iniciou a verticalização do ensino com a abertura da primeira turma da Pós-Graduação Lato Sensu em Enfermagem.</w:t>
       </w:r>
@@ -69,12 +97,17 @@
       <w:pPr>
         <w:pStyle w:val="Normal"/>
         <w:bidi w:val="0"/>
-        <w:jc w:val="start"/>
-        <w:rPr/>
-      </w:pPr>
-      <w:r>
-        <w:rPr/>
-        <w:tab/>
+        <w:spacing w:lineRule="auto" w:line="360"/>
+        <w:ind w:firstLine="709"/>
+        <w:jc w:val="both"/>
+        <w:rPr>
+          <w:rFonts w:ascii="Times New Roman" w:hAnsi="Times New Roman"/>
+        </w:rPr>
+      </w:pPr>
+      <w:r>
+        <w:rPr>
+          <w:rFonts w:ascii="Times New Roman" w:hAnsi="Times New Roman"/>
+        </w:rPr>
         <w:t>Atualmente, o Campus Belo Jardim atende cerca de 850 estudantes, contando com aproximadamente 60 servidores técnico-administrativos e 90 docentes. A instituição atua de forma integrada nos três eixos que sustentam a missão do IFPE: Ensino, Pesquisa e Extensão.</w:t>
       </w:r>
     </w:p>
@@ -82,11 +115,17 @@
       <w:pPr>
         <w:pStyle w:val="Normal"/>
         <w:bidi w:val="0"/>
-        <w:jc w:val="start"/>
-        <w:rPr/>
-      </w:pPr>
-      <w:r>
-        <w:rPr/>
+        <w:spacing w:lineRule="auto" w:line="360"/>
+        <w:ind w:firstLine="709"/>
+        <w:jc w:val="both"/>
+        <w:rPr>
+          <w:rFonts w:ascii="Times New Roman" w:hAnsi="Times New Roman"/>
+        </w:rPr>
+      </w:pPr>
+      <w:r>
+        <w:rPr>
+          <w:rFonts w:ascii="Times New Roman" w:hAnsi="Times New Roman"/>
+        </w:rPr>
         <w:t>No campo da Pesquisa, diversos grupos estão certificados e em plena atividade, abrangendo áreas como saúde, música, informática, humanidades e ensino. Já na Extensão, o campus desenvolve projetos comunitários, cursos de curta duração e programas de inclusão e qualificação social, como o PROEJA-FIC, o Programa Mulheres Mil e o Pronatec.</w:t>
       </w:r>
     </w:p>
@@ -94,12 +133,17 @@
       <w:pPr>
         <w:pStyle w:val="Normal"/>
         <w:bidi w:val="0"/>
-        <w:jc w:val="start"/>
-        <w:rPr/>
-      </w:pPr>
-      <w:r>
-        <w:rPr/>
-        <w:tab/>
+        <w:spacing w:lineRule="auto" w:line="360"/>
+        <w:ind w:firstLine="709"/>
+        <w:jc w:val="both"/>
+        <w:rPr>
+          <w:rFonts w:ascii="Times New Roman" w:hAnsi="Times New Roman"/>
+        </w:rPr>
+      </w:pPr>
+      <w:r>
+        <w:rPr>
+          <w:rFonts w:ascii="Times New Roman" w:hAnsi="Times New Roman"/>
+        </w:rPr>
         <w:t>Sua infraestrutura conta com salas de aula equipadas, laboratórios especializados, biblioteca, auditórios, refeitório, blocos acadêmicos e administrativos, alojamentos, quadras esportivas, campo de futebol e pista de atletismo, além de espaços específicos voltados aos cursos de Música, Enfermagem e Engenharia de Software. Novas adaptações e ampliações estão em planejamento, visando otimizar a estrutura física e atender à crescente demanda da comunidade local e regional.</w:t>
       </w:r>
     </w:p>
@@ -107,21 +151,62 @@
       <w:pPr>
         <w:pStyle w:val="Normal"/>
         <w:bidi w:val="0"/>
-        <w:jc w:val="start"/>
-        <w:rPr/>
-      </w:pPr>
-      <w:r>
-        <w:rPr/>
+        <w:spacing w:lineRule="auto" w:line="360"/>
+        <w:ind w:firstLine="709"/>
+        <w:jc w:val="both"/>
+        <w:rPr>
+          <w:rFonts w:ascii="Times New Roman" w:hAnsi="Times New Roman"/>
+        </w:rPr>
+      </w:pPr>
+      <w:r>
+        <w:rPr>
+          <w:rFonts w:ascii="Times New Roman" w:hAnsi="Times New Roman"/>
+        </w:rPr>
         <w:t>Dessa forma, o IFPE – Campus Belo Jardim reafirma seu compromisso com a democratização do ensino público, gratuito e de qualidade, promovendo uma formação profissional e cidadã que contribui para o desenvolvimento social, cultural e econômico do Agreste pernambucano.</w:t>
+      </w:r>
+    </w:p>
+    <w:p>
+      <w:pPr>
+        <w:pStyle w:val="Normal"/>
+        <w:bidi w:val="0"/>
+        <w:spacing w:lineRule="auto" w:line="360"/>
+        <w:ind w:firstLine="709"/>
+        <w:jc w:val="both"/>
+        <w:rPr>
+          <w:rFonts w:ascii="Times New Roman" w:hAnsi="Times New Roman"/>
+        </w:rPr>
+      </w:pPr>
+      <w:r>
+        <w:rPr>
+          <w:rFonts w:ascii="Times New Roman" w:hAnsi="Times New Roman"/>
+        </w:rPr>
+      </w:r>
+    </w:p>
+    <w:p>
+      <w:pPr>
+        <w:pStyle w:val="Normal"/>
+        <w:bidi w:val="0"/>
+        <w:spacing w:lineRule="auto" w:line="360"/>
+        <w:ind w:firstLine="709"/>
+        <w:jc w:val="both"/>
+        <w:rPr>
+          <w:rFonts w:ascii="Times New Roman" w:hAnsi="Times New Roman"/>
+        </w:rPr>
+      </w:pPr>
+      <w:r>
+        <w:rPr>
+          <w:rFonts w:ascii="Times New Roman" w:hAnsi="Times New Roman"/>
+        </w:rPr>
       </w:r>
     </w:p>
     <w:sectPr>
       <w:type w:val="nextPage"/>
       <w:pgSz w:w="11906" w:h="16838"/>
-      <w:pgMar w:left="1134" w:right="1134" w:gutter="0" w:header="0" w:top="1134" w:footer="0" w:bottom="1134"/>
+      <w:pgMar w:left="1701" w:right="1134" w:gutter="0" w:header="0" w:top="1701" w:footer="0" w:bottom="1134"/>
       <w:pgNumType w:fmt="decimal"/>
       <w:formProt w:val="false"/>
       <w:textDirection w:val="lrTb"/>
+      <w:docGrid w:type="default" w:linePitch="100" w:charSpace="0"/>
     </w:sectPr>
   </w:body>
 </w:document>
@@ -141,7 +226,6 @@
     </w:rPrDefault>
     <w:pPrDefault>
       <w:pPr>
-        <w:widowControl/>
         <w:suppressAutoHyphens w:val="true"/>
       </w:pPr>
     </w:pPrDefault>
@@ -151,7 +235,10 @@
     <w:qFormat/>
     <w:pPr>
       <w:widowControl/>
+      <w:suppressAutoHyphens w:val="true"/>
       <w:bidi w:val="0"/>
+      <w:spacing w:before="0" w:after="0"/>
+      <w:jc w:val="left"/>
     </w:pPr>
     <w:rPr>
       <w:rFonts w:ascii="Liberation Serif" w:hAnsi="Liberation Serif" w:eastAsia="Noto Serif CJK SC" w:cs="FreeSans"/>

--- a/src/main/resources/historico_campus_belo_jardim.docx
+++ b/src/main/resources/historico_campus_belo_jardim.docx
@@ -4,199 +4,380 @@
   <w:body>
     <w:p>
       <w:pPr>
-        <w:pStyle w:val="Normal"/>
+        <w:pStyle w:val="BodyText"/>
         <w:bidi w:val="0"/>
         <w:spacing w:lineRule="auto" w:line="360"/>
         <w:ind w:firstLine="709"/>
         <w:jc w:val="both"/>
         <w:rPr>
           <w:rFonts w:ascii="Times New Roman" w:hAnsi="Times New Roman"/>
-        </w:rPr>
-      </w:pPr>
-      <w:r>
-        <w:rPr>
-          <w:rFonts w:ascii="Times New Roman" w:hAnsi="Times New Roman"/>
+          <w:b w:val="false"/>
+          <w:i w:val="false"/>
+          <w:caps w:val="false"/>
+          <w:smallCaps w:val="false"/>
+          <w:strike w:val="false"/>
+          <w:dstrike w:val="false"/>
+          <w:color w:val="000000"/>
+          <w:sz w:val="24"/>
+          <w:szCs w:val="24"/>
+          <w:u w:val="none"/>
+          <w:effect w:val="none"/>
+          <w:shd w:fill="auto" w:val="clear"/>
+        </w:rPr>
+      </w:pPr>
+      <w:r>
+        <w:rPr>
+          <w:rFonts w:ascii="Times New Roman" w:hAnsi="Times New Roman"/>
+          <w:b w:val="false"/>
+          <w:i w:val="false"/>
+          <w:caps w:val="false"/>
+          <w:smallCaps w:val="false"/>
+          <w:strike w:val="false"/>
+          <w:dstrike w:val="false"/>
+          <w:color w:val="000000"/>
+          <w:sz w:val="24"/>
+          <w:szCs w:val="24"/>
+          <w:u w:val="none"/>
+          <w:effect w:val="none"/>
+          <w:shd w:fill="auto" w:val="clear"/>
         </w:rPr>
         <w:t>A história do atual Campus Belo Jardim do Instituto Federal de Educação, Ciência e Tecnologia de Pernambuco (IFPE) teve início em 27 de junho de 1958, quando foi celebrado um convênio entre o Governo Federal e o Estado de Pernambuco, autorizando a instalação de uma Escola Agrícola no município. Poucos anos depois, por meio do Decreto nº 53.558, de 13 de fevereiro de 1964, a instituição passou a denominar-se Ginásio Agrícola de Belo Jardim.</w:t>
       </w:r>
     </w:p>
     <w:p>
       <w:pPr>
-        <w:pStyle w:val="Normal"/>
-        <w:bidi w:val="0"/>
-        <w:spacing w:lineRule="auto" w:line="360"/>
-        <w:ind w:firstLine="709"/>
-        <w:jc w:val="both"/>
-        <w:rPr>
-          <w:rFonts w:ascii="Times New Roman" w:hAnsi="Times New Roman"/>
-        </w:rPr>
-      </w:pPr>
-      <w:r>
-        <w:rPr>
-          <w:rFonts w:ascii="Times New Roman" w:hAnsi="Times New Roman"/>
+        <w:pStyle w:val="BodyText"/>
+        <w:bidi w:val="0"/>
+        <w:spacing w:lineRule="auto" w:line="360" w:before="240" w:after="240"/>
+        <w:ind w:firstLine="720" w:left="0" w:right="0"/>
+        <w:jc w:val="both"/>
+        <w:rPr>
+          <w:rFonts w:ascii="Times New Roman" w:hAnsi="Times New Roman"/>
+          <w:b w:val="false"/>
+          <w:i w:val="false"/>
+          <w:caps w:val="false"/>
+          <w:smallCaps w:val="false"/>
+          <w:strike w:val="false"/>
+          <w:dstrike w:val="false"/>
+          <w:color w:val="000000"/>
+          <w:sz w:val="24"/>
+          <w:szCs w:val="24"/>
+          <w:u w:val="none"/>
+          <w:effect w:val="none"/>
+          <w:shd w:fill="auto" w:val="clear"/>
+        </w:rPr>
+      </w:pPr>
+      <w:r>
+        <w:rPr>
+          <w:rFonts w:ascii="Times New Roman" w:hAnsi="Times New Roman"/>
+          <w:b w:val="false"/>
+          <w:i w:val="false"/>
+          <w:caps w:val="false"/>
+          <w:smallCaps w:val="false"/>
+          <w:strike w:val="false"/>
+          <w:dstrike w:val="false"/>
+          <w:color w:val="000000"/>
+          <w:sz w:val="24"/>
+          <w:szCs w:val="24"/>
+          <w:u w:val="none"/>
+          <w:effect w:val="none"/>
+          <w:shd w:fill="auto" w:val="clear"/>
         </w:rPr>
         <w:t>Em maio de 1967, o Decreto nº 60.731 transferiu o Ginásio do Ministério da Agricultura para o Ministério da Educação, e, em 7 de agosto de 1968, a instituição recebeu o nome de Colégio Agrícola de Belo Jardim. O funcionamento oficial foi autorizado em 13 de agosto de 1969, e, em 5 de maio de 1970, tiveram início as aulas do Curso Técnico em Agropecuária, com as primeiras turmas de estudantes.</w:t>
       </w:r>
     </w:p>
     <w:p>
       <w:pPr>
-        <w:pStyle w:val="Normal"/>
-        <w:bidi w:val="0"/>
-        <w:spacing w:lineRule="auto" w:line="360"/>
-        <w:ind w:firstLine="709"/>
-        <w:jc w:val="both"/>
-        <w:rPr>
-          <w:rFonts w:ascii="Times New Roman" w:hAnsi="Times New Roman"/>
-        </w:rPr>
-      </w:pPr>
-      <w:r>
-        <w:rPr>
-          <w:rFonts w:ascii="Times New Roman" w:hAnsi="Times New Roman"/>
+        <w:pStyle w:val="BodyText"/>
+        <w:bidi w:val="0"/>
+        <w:spacing w:lineRule="auto" w:line="360" w:before="240" w:after="240"/>
+        <w:ind w:firstLine="720" w:left="0" w:right="0"/>
+        <w:jc w:val="both"/>
+        <w:rPr>
+          <w:rFonts w:ascii="Times New Roman" w:hAnsi="Times New Roman"/>
+          <w:b w:val="false"/>
+          <w:i w:val="false"/>
+          <w:caps w:val="false"/>
+          <w:smallCaps w:val="false"/>
+          <w:strike w:val="false"/>
+          <w:dstrike w:val="false"/>
+          <w:color w:val="000000"/>
+          <w:sz w:val="24"/>
+          <w:szCs w:val="24"/>
+          <w:u w:val="none"/>
+          <w:effect w:val="none"/>
+          <w:shd w:fill="auto" w:val="clear"/>
+        </w:rPr>
+      </w:pPr>
+      <w:r>
+        <w:rPr>
+          <w:rFonts w:ascii="Times New Roman" w:hAnsi="Times New Roman"/>
+          <w:b w:val="false"/>
+          <w:i w:val="false"/>
+          <w:caps w:val="false"/>
+          <w:smallCaps w:val="false"/>
+          <w:strike w:val="false"/>
+          <w:dstrike w:val="false"/>
+          <w:color w:val="000000"/>
+          <w:sz w:val="24"/>
+          <w:szCs w:val="24"/>
+          <w:u w:val="none"/>
+          <w:effect w:val="none"/>
+          <w:shd w:fill="auto" w:val="clear"/>
         </w:rPr>
         <w:t>No Decreto nº 83.935, de 4 de setembro de 1979, a instituição passou a ser denominada Escola Agrotécnica Federal de Belo Jardim (EAFBJ). Posteriormente, em novembro de 1993, a EAFBJ tornou-se uma Autarquia Federal, por meio da Lei nº 8.731, conquistando autonomia administrativa, financeira, patrimonial, didática e disciplinar.</w:t>
       </w:r>
     </w:p>
     <w:p>
       <w:pPr>
-        <w:pStyle w:val="Normal"/>
-        <w:bidi w:val="0"/>
-        <w:spacing w:lineRule="auto" w:line="360"/>
-        <w:ind w:firstLine="709"/>
-        <w:jc w:val="both"/>
-        <w:rPr>
-          <w:rFonts w:ascii="Times New Roman" w:hAnsi="Times New Roman"/>
-        </w:rPr>
-      </w:pPr>
-      <w:r>
-        <w:rPr>
-          <w:rFonts w:ascii="Times New Roman" w:hAnsi="Times New Roman"/>
+        <w:pStyle w:val="BodyText"/>
+        <w:bidi w:val="0"/>
+        <w:spacing w:lineRule="auto" w:line="360" w:before="240" w:after="240"/>
+        <w:ind w:hanging="0" w:left="0" w:right="0"/>
+        <w:jc w:val="both"/>
+        <w:rPr>
+          <w:rFonts w:ascii="Times New Roman" w:hAnsi="Times New Roman"/>
+          <w:b w:val="false"/>
+          <w:i w:val="false"/>
+          <w:caps w:val="false"/>
+          <w:smallCaps w:val="false"/>
+          <w:strike w:val="false"/>
+          <w:dstrike w:val="false"/>
+          <w:color w:val="000000"/>
+          <w:sz w:val="24"/>
+          <w:szCs w:val="24"/>
+          <w:u w:val="none"/>
+          <w:effect w:val="none"/>
+          <w:shd w:fill="auto" w:val="clear"/>
+        </w:rPr>
+      </w:pPr>
+      <w:r>
+        <w:rPr>
+          <w:rFonts w:ascii="Times New Roman" w:hAnsi="Times New Roman"/>
+          <w:b w:val="false"/>
+          <w:i w:val="false"/>
+          <w:caps w:val="false"/>
+          <w:smallCaps w:val="false"/>
+          <w:strike w:val="false"/>
+          <w:dstrike w:val="false"/>
+          <w:color w:val="000000"/>
+          <w:sz w:val="24"/>
+          <w:szCs w:val="24"/>
+          <w:u w:val="none"/>
+          <w:effect w:val="none"/>
+          <w:shd w:fill="auto" w:val="clear"/>
         </w:rPr>
         <w:t>Com a promulgação da Lei nº 11.892, em 29 de dezembro de 2008, que criou a Rede Federal de Educação Profissional, Científica e Tecnológica, a antiga EAFBJ foi integrada ao Instituto Federal de Pernambuco, passando a constituir o Campus Belo Jardim do IFPE.</w:t>
       </w:r>
     </w:p>
     <w:p>
       <w:pPr>
-        <w:pStyle w:val="Normal"/>
-        <w:bidi w:val="0"/>
-        <w:spacing w:lineRule="auto" w:line="360"/>
-        <w:ind w:firstLine="709"/>
-        <w:jc w:val="both"/>
-        <w:rPr>
-          <w:rFonts w:ascii="Times New Roman" w:hAnsi="Times New Roman"/>
-        </w:rPr>
-      </w:pPr>
-      <w:r>
-        <w:rPr>
-          <w:rFonts w:ascii="Times New Roman" w:hAnsi="Times New Roman"/>
-        </w:rPr>
-        <w:tab/>
+        <w:pStyle w:val="BodyText"/>
+        <w:bidi w:val="0"/>
+        <w:spacing w:lineRule="auto" w:line="360" w:before="240" w:after="240"/>
+        <w:ind w:firstLine="720" w:left="0" w:right="0"/>
+        <w:jc w:val="both"/>
+        <w:rPr>
+          <w:rFonts w:ascii="Times New Roman" w:hAnsi="Times New Roman"/>
+          <w:b w:val="false"/>
+          <w:i w:val="false"/>
+          <w:caps w:val="false"/>
+          <w:smallCaps w:val="false"/>
+          <w:strike w:val="false"/>
+          <w:dstrike w:val="false"/>
+          <w:color w:val="000000"/>
+          <w:sz w:val="24"/>
+          <w:szCs w:val="24"/>
+          <w:u w:val="none"/>
+          <w:effect w:val="none"/>
+          <w:shd w:fill="auto" w:val="clear"/>
+        </w:rPr>
+      </w:pPr>
+      <w:r>
+        <w:rPr>
+          <w:rFonts w:ascii="Times New Roman" w:hAnsi="Times New Roman"/>
+          <w:b w:val="false"/>
+          <w:i w:val="false"/>
+          <w:caps w:val="false"/>
+          <w:smallCaps w:val="false"/>
+          <w:strike w:val="false"/>
+          <w:dstrike w:val="false"/>
+          <w:color w:val="000000"/>
+          <w:sz w:val="24"/>
+          <w:szCs w:val="24"/>
+          <w:u w:val="none"/>
+          <w:effect w:val="none"/>
+          <w:shd w:fill="auto" w:val="clear"/>
+        </w:rPr>
         <w:t>Ao longo de sua trajetória, a unidade ampliou significativamente sua oferta formativa. O primeiro curso técnico foi o de Agropecuária, seguido pelos cursos de Agroindústria (1999) e outros criados em 2001. Em 2011, foi implantado o curso superior de Licenciatura em Música, e, em 2019, homologado o Bacharelado em Engenharia de Software, cujas aulas tiveram início ainda no mesmo ano. Mais recentemente, em 2023, o campus iniciou a verticalização do ensino com a abertura da primeira turma da Pós-Graduação Lato Sensu em Enfermagem.</w:t>
       </w:r>
     </w:p>
     <w:p>
       <w:pPr>
-        <w:pStyle w:val="Normal"/>
-        <w:bidi w:val="0"/>
-        <w:spacing w:lineRule="auto" w:line="360"/>
-        <w:ind w:firstLine="709"/>
-        <w:jc w:val="both"/>
-        <w:rPr>
-          <w:rFonts w:ascii="Times New Roman" w:hAnsi="Times New Roman"/>
-        </w:rPr>
-      </w:pPr>
-      <w:r>
-        <w:rPr>
-          <w:rFonts w:ascii="Times New Roman" w:hAnsi="Times New Roman"/>
+        <w:pStyle w:val="BodyText"/>
+        <w:bidi w:val="0"/>
+        <w:spacing w:lineRule="auto" w:line="360" w:before="240" w:after="240"/>
+        <w:ind w:firstLine="720" w:left="0" w:right="0"/>
+        <w:jc w:val="both"/>
+        <w:rPr>
+          <w:rFonts w:ascii="Times New Roman" w:hAnsi="Times New Roman"/>
+          <w:b w:val="false"/>
+          <w:i w:val="false"/>
+          <w:caps w:val="false"/>
+          <w:smallCaps w:val="false"/>
+          <w:strike w:val="false"/>
+          <w:dstrike w:val="false"/>
+          <w:color w:val="000000"/>
+          <w:sz w:val="24"/>
+          <w:szCs w:val="24"/>
+          <w:u w:val="none"/>
+          <w:effect w:val="none"/>
+          <w:shd w:fill="auto" w:val="clear"/>
+        </w:rPr>
+      </w:pPr>
+      <w:r>
+        <w:rPr>
+          <w:rFonts w:ascii="Times New Roman" w:hAnsi="Times New Roman"/>
+          <w:b w:val="false"/>
+          <w:i w:val="false"/>
+          <w:caps w:val="false"/>
+          <w:smallCaps w:val="false"/>
+          <w:strike w:val="false"/>
+          <w:dstrike w:val="false"/>
+          <w:color w:val="000000"/>
+          <w:sz w:val="24"/>
+          <w:szCs w:val="24"/>
+          <w:u w:val="none"/>
+          <w:effect w:val="none"/>
+          <w:shd w:fill="auto" w:val="clear"/>
         </w:rPr>
         <w:t>Atualmente, o Campus Belo Jardim atende cerca de 850 estudantes, contando com aproximadamente 60 servidores técnico-administrativos e 90 docentes. A instituição atua de forma integrada nos três eixos que sustentam a missão do IFPE: Ensino, Pesquisa e Extensão.</w:t>
       </w:r>
     </w:p>
     <w:p>
       <w:pPr>
-        <w:pStyle w:val="Normal"/>
-        <w:bidi w:val="0"/>
-        <w:spacing w:lineRule="auto" w:line="360"/>
-        <w:ind w:firstLine="709"/>
-        <w:jc w:val="both"/>
-        <w:rPr>
-          <w:rFonts w:ascii="Times New Roman" w:hAnsi="Times New Roman"/>
-        </w:rPr>
-      </w:pPr>
-      <w:r>
-        <w:rPr>
-          <w:rFonts w:ascii="Times New Roman" w:hAnsi="Times New Roman"/>
+        <w:pStyle w:val="BodyText"/>
+        <w:bidi w:val="0"/>
+        <w:spacing w:lineRule="auto" w:line="360" w:before="240" w:after="240"/>
+        <w:ind w:firstLine="720" w:left="0" w:right="0"/>
+        <w:jc w:val="both"/>
+        <w:rPr>
+          <w:rFonts w:ascii="Times New Roman" w:hAnsi="Times New Roman"/>
+          <w:b w:val="false"/>
+          <w:i w:val="false"/>
+          <w:caps w:val="false"/>
+          <w:smallCaps w:val="false"/>
+          <w:strike w:val="false"/>
+          <w:dstrike w:val="false"/>
+          <w:color w:val="000000"/>
+          <w:sz w:val="24"/>
+          <w:szCs w:val="24"/>
+          <w:u w:val="none"/>
+          <w:effect w:val="none"/>
+          <w:shd w:fill="auto" w:val="clear"/>
+        </w:rPr>
+      </w:pPr>
+      <w:r>
+        <w:rPr>
+          <w:rFonts w:ascii="Times New Roman" w:hAnsi="Times New Roman"/>
+          <w:b w:val="false"/>
+          <w:i w:val="false"/>
+          <w:caps w:val="false"/>
+          <w:smallCaps w:val="false"/>
+          <w:strike w:val="false"/>
+          <w:dstrike w:val="false"/>
+          <w:color w:val="000000"/>
+          <w:sz w:val="24"/>
+          <w:szCs w:val="24"/>
+          <w:u w:val="none"/>
+          <w:effect w:val="none"/>
+          <w:shd w:fill="auto" w:val="clear"/>
         </w:rPr>
         <w:t>No campo da Pesquisa, diversos grupos estão certificados e em plena atividade, abrangendo áreas como saúde, música, informática, humanidades e ensino. Já na Extensão, o campus desenvolve projetos comunitários, cursos de curta duração e programas de inclusão e qualificação social, como o PROEJA-FIC, o Programa Mulheres Mil e o Pronatec.</w:t>
       </w:r>
     </w:p>
     <w:p>
       <w:pPr>
-        <w:pStyle w:val="Normal"/>
-        <w:bidi w:val="0"/>
-        <w:spacing w:lineRule="auto" w:line="360"/>
-        <w:ind w:firstLine="709"/>
-        <w:jc w:val="both"/>
-        <w:rPr>
-          <w:rFonts w:ascii="Times New Roman" w:hAnsi="Times New Roman"/>
-        </w:rPr>
-      </w:pPr>
-      <w:r>
-        <w:rPr>
-          <w:rFonts w:ascii="Times New Roman" w:hAnsi="Times New Roman"/>
+        <w:pStyle w:val="BodyText"/>
+        <w:bidi w:val="0"/>
+        <w:spacing w:lineRule="auto" w:line="360" w:before="240" w:after="240"/>
+        <w:ind w:firstLine="720" w:left="0" w:right="0"/>
+        <w:jc w:val="both"/>
+        <w:rPr>
+          <w:rFonts w:ascii="Times New Roman" w:hAnsi="Times New Roman"/>
+          <w:b w:val="false"/>
+          <w:i w:val="false"/>
+          <w:caps w:val="false"/>
+          <w:smallCaps w:val="false"/>
+          <w:strike w:val="false"/>
+          <w:dstrike w:val="false"/>
+          <w:color w:val="000000"/>
+          <w:sz w:val="24"/>
+          <w:szCs w:val="24"/>
+          <w:u w:val="none"/>
+          <w:effect w:val="none"/>
+          <w:shd w:fill="auto" w:val="clear"/>
+        </w:rPr>
+      </w:pPr>
+      <w:r>
+        <w:rPr>
+          <w:rFonts w:ascii="Times New Roman" w:hAnsi="Times New Roman"/>
+          <w:b w:val="false"/>
+          <w:i w:val="false"/>
+          <w:caps w:val="false"/>
+          <w:smallCaps w:val="false"/>
+          <w:strike w:val="false"/>
+          <w:dstrike w:val="false"/>
+          <w:color w:val="000000"/>
+          <w:sz w:val="24"/>
+          <w:szCs w:val="24"/>
+          <w:u w:val="none"/>
+          <w:effect w:val="none"/>
+          <w:shd w:fill="auto" w:val="clear"/>
         </w:rPr>
         <w:t>Sua infraestrutura conta com salas de aula equipadas, laboratórios especializados, biblioteca, auditórios, refeitório, blocos acadêmicos e administrativos, alojamentos, quadras esportivas, campo de futebol e pista de atletismo, além de espaços específicos voltados aos cursos de Música, Enfermagem e Engenharia de Software. Novas adaptações e ampliações estão em planejamento, visando otimizar a estrutura física e atender à crescente demanda da comunidade local e regional.</w:t>
       </w:r>
     </w:p>
     <w:p>
       <w:pPr>
-        <w:pStyle w:val="Normal"/>
-        <w:bidi w:val="0"/>
-        <w:spacing w:lineRule="auto" w:line="360"/>
-        <w:ind w:firstLine="709"/>
-        <w:jc w:val="both"/>
-        <w:rPr>
-          <w:rFonts w:ascii="Times New Roman" w:hAnsi="Times New Roman"/>
-        </w:rPr>
-      </w:pPr>
-      <w:r>
-        <w:rPr>
-          <w:rFonts w:ascii="Times New Roman" w:hAnsi="Times New Roman"/>
+        <w:pStyle w:val="BodyText"/>
+        <w:bidi w:val="0"/>
+        <w:spacing w:lineRule="auto" w:line="360" w:before="240" w:after="240"/>
+        <w:ind w:firstLine="720" w:left="0" w:right="0"/>
+        <w:jc w:val="both"/>
+        <w:rPr>
+          <w:rFonts w:ascii="Times New Roman" w:hAnsi="Times New Roman"/>
+          <w:b w:val="false"/>
+          <w:i w:val="false"/>
+          <w:caps w:val="false"/>
+          <w:smallCaps w:val="false"/>
+          <w:strike w:val="false"/>
+          <w:dstrike w:val="false"/>
+          <w:color w:val="000000"/>
+          <w:sz w:val="24"/>
+          <w:szCs w:val="24"/>
+          <w:u w:val="none"/>
+          <w:effect w:val="none"/>
+          <w:shd w:fill="auto" w:val="clear"/>
+        </w:rPr>
+      </w:pPr>
+      <w:r>
+        <w:rPr>
+          <w:rFonts w:ascii="Times New Roman" w:hAnsi="Times New Roman"/>
+          <w:b w:val="false"/>
+          <w:i w:val="false"/>
+          <w:caps w:val="false"/>
+          <w:smallCaps w:val="false"/>
+          <w:strike w:val="false"/>
+          <w:dstrike w:val="false"/>
+          <w:color w:val="000000"/>
+          <w:sz w:val="24"/>
+          <w:szCs w:val="24"/>
+          <w:u w:val="none"/>
+          <w:effect w:val="none"/>
+          <w:shd w:fill="auto" w:val="clear"/>
         </w:rPr>
         <w:t>Dessa forma, o IFPE – Campus Belo Jardim reafirma seu compromisso com a democratização do ensino público, gratuito e de qualidade, promovendo uma formação profissional e cidadã que contribui para o desenvolvimento social, cultural e econômico do Agreste pernambucano.</w:t>
-      </w:r>
-    </w:p>
-    <w:p>
-      <w:pPr>
-        <w:pStyle w:val="Normal"/>
-        <w:bidi w:val="0"/>
-        <w:spacing w:lineRule="auto" w:line="360"/>
-        <w:ind w:firstLine="709"/>
-        <w:jc w:val="both"/>
-        <w:rPr>
-          <w:rFonts w:ascii="Times New Roman" w:hAnsi="Times New Roman"/>
-        </w:rPr>
-      </w:pPr>
-      <w:r>
-        <w:rPr>
-          <w:rFonts w:ascii="Times New Roman" w:hAnsi="Times New Roman"/>
-        </w:rPr>
-      </w:r>
-    </w:p>
-    <w:p>
-      <w:pPr>
-        <w:pStyle w:val="Normal"/>
-        <w:bidi w:val="0"/>
-        <w:spacing w:lineRule="auto" w:line="360"/>
-        <w:ind w:firstLine="709"/>
-        <w:jc w:val="both"/>
-        <w:rPr>
-          <w:rFonts w:ascii="Times New Roman" w:hAnsi="Times New Roman"/>
-        </w:rPr>
-      </w:pPr>
-      <w:r>
-        <w:rPr>
-          <w:rFonts w:ascii="Times New Roman" w:hAnsi="Times New Roman"/>
-        </w:rPr>
       </w:r>
     </w:p>
     <w:sectPr>
